--- a/Malik_Khapisov_CV.docx
+++ b/Malik_Khapisov_CV.docx
@@ -31,7 +31,16 @@
           <w:color w:val="137C8B"/>
           <w:sz w:val="23"/>
         </w:rPr>
-        <w:t>AI ENGINEER  |  COMPUTER VISION ENGINEER</w:t>
+        <w:t>ML</w:t>
+      </w:r>
+      <w:r>
+        <w:rPr>
+          <w:rFonts w:eastAsia="Arial" w:cs="Arial"/>
+          <w:b/>
+          <w:color w:val="137C8B"/>
+          <w:sz w:val="23"/>
+        </w:rPr>
+        <w:t xml:space="preserve"> ENGINEER  |  COMPUTER VISION ENGINEER</w:t>
       </w:r>
     </w:p>
     <w:p>
@@ -55,17 +64,8 @@
           <w:color w:val="5C6975"/>
           <w:sz w:val="18"/>
         </w:rPr>
-        <w:t xml:space="preserve">  | </w:t>
+        <w:t xml:space="preserve">  |  </w:t>
       </w:r>
-      <w:r>
-        <w:rPr>
-          <w:rFonts w:eastAsia="Arial" w:cs="Arial"/>
-          <w:color w:val="5C6975"/>
-          <w:sz w:val="18"/>
-        </w:rPr>
-        <w:t xml:space="preserve"> </w:t>
-      </w:r>
-      <w:proofErr w:type="gramStart"/>
       <w:r>
         <w:rPr>
           <w:rFonts w:eastAsia="Arial" w:cs="Arial"/>
@@ -90,32 +90,7 @@
           <w:color w:val="5C6975"/>
           <w:sz w:val="18"/>
         </w:rPr>
-        <w:t xml:space="preserve"> </w:t>
-      </w:r>
-      <w:r>
-        <w:rPr>
-          <w:rFonts w:eastAsia="Arial" w:cs="Arial"/>
-          <w:color w:val="5C6975"/>
-          <w:sz w:val="18"/>
-        </w:rPr>
-        <w:t xml:space="preserve"> |</w:t>
-      </w:r>
-      <w:proofErr w:type="gramEnd"/>
-      <w:r>
-        <w:rPr>
-          <w:rFonts w:eastAsia="Arial" w:cs="Arial"/>
-          <w:color w:val="5C6975"/>
-          <w:sz w:val="18"/>
-        </w:rPr>
-        <w:t xml:space="preserve"> </w:t>
-      </w:r>
-      <w:r>
-        <w:rPr>
-          <w:rFonts w:eastAsia="Arial" w:cs="Arial"/>
-          <w:color w:val="5C6975"/>
-          <w:sz w:val="18"/>
-        </w:rPr>
-        <w:t xml:space="preserve"> Moscow, Russia</w:t>
+        <w:t xml:space="preserve">  |  Moscow, Russia</w:t>
       </w:r>
     </w:p>
     <w:p>
@@ -185,9 +160,8 @@
           <w:color w:val="137C8B"/>
           <w:sz w:val="18"/>
           <w:szCs w:val="18"/>
-          <w:highlight w:val="yellow"/>
         </w:rPr>
-        <w:t>LinkedIn Link here</w:t>
+        <w:t>linkedin.com/in/malik-khapisov-080060425</w:t>
       </w:r>
     </w:p>
     <w:p>
@@ -214,19 +188,7 @@
         <w:rPr>
           <w:rFonts w:eastAsia="Arial" w:cs="Arial"/>
         </w:rPr>
-        <w:t>AI and Computer Vision Engineer with 1.5+ years of experience at Samsung AI Center M</w:t>
-      </w:r>
-      <w:r>
-        <w:rPr>
-          <w:rFonts w:eastAsia="Arial" w:cs="Arial"/>
-        </w:rPr>
-        <w:t>oscow, specializing in monocular depth estimation, segmentation, 3D perception, and multi-task learning. M.Sc. in Mathematics and Computer Science, with hands-on experience training ViT-L models from scratch on approximately one million synthetic samples a</w:t>
-      </w:r>
-      <w:r>
-        <w:rPr>
-          <w:rFonts w:eastAsia="Arial" w:cs="Arial"/>
-        </w:rPr>
-        <w:t>nd evaluating zero-shot performance across real and synthetic datasets. Interested in production-oriented computer vision systems; open to relocation without relocation assistance.</w:t>
+        <w:t>AI and Computer Vision Engineer with 1.5+ years of experience at Samsung AI Center Moscow, specializing in monocular depth estimation, segmentation, 3D perception, and multi-task learning. M.Sc. in Mathematics and Computer Science, with hands-on experience training ViT-L models from scratch on approximately one million synthetic samples and evaluating zero-shot performance across real and synthetic datasets. Interested in production-oriented computer vision systems; open to relocation without relocation assistance.</w:t>
       </w:r>
     </w:p>
     <w:p>
@@ -310,14 +272,7 @@
           <w:rFonts w:eastAsia="Arial" w:cs="Arial"/>
           <w:sz w:val="19"/>
         </w:rPr>
-        <w:t>ViT-L, ResNet18, MTCNN, zero-shot evaluation, synth</w:t>
-      </w:r>
-      <w:r>
-        <w:rPr>
-          <w:rFonts w:eastAsia="Arial" w:cs="Arial"/>
-          <w:sz w:val="19"/>
-        </w:rPr>
-        <w:t>etic-data training</w:t>
+        <w:t>ViT-L, ResNet18, MTCNN, zero-shot evaluation, synthetic-data training</w:t>
       </w:r>
     </w:p>
     <w:p>
@@ -455,13 +410,7 @@
         <w:rPr>
           <w:rFonts w:eastAsia="Arial" w:cs="Arial"/>
         </w:rPr>
-        <w:t xml:space="preserve"> model based on ViT-L and trained it from scra</w:t>
-      </w:r>
-      <w:r>
-        <w:rPr>
-          <w:rFonts w:eastAsia="Arial" w:cs="Arial"/>
-        </w:rPr>
-        <w:t xml:space="preserve">tch on approximately 1M samples from seven synthetic datasets; achieved average zero-shot </w:t>
+        <w:t xml:space="preserve"> model based on ViT-L and trained it from scratch on approximately 1M samples from seven synthetic datasets; achieved average zero-shot </w:t>
       </w:r>
       <w:r>
         <w:rPr>
@@ -519,13 +468,7 @@
         <w:rPr>
           <w:rFonts w:eastAsia="Arial" w:cs="Arial"/>
         </w:rPr>
-        <w:t xml:space="preserve"> for joint monocular depth estimation and panoptic se</w:t>
-      </w:r>
-      <w:r>
-        <w:rPr>
-          <w:rFonts w:eastAsia="Arial" w:cs="Arial"/>
-        </w:rPr>
-        <w:t>gmentation.</w:t>
+        <w:t xml:space="preserve"> for joint monocular depth estimation and panoptic segmentation.</w:t>
       </w:r>
     </w:p>
     <w:p>
@@ -673,13 +616,7 @@
         <w:rPr>
           <w:rFonts w:eastAsia="Arial" w:cs="Arial"/>
         </w:rPr>
-        <w:t>Built a face-recognition pipeline using an MTCNN detector and R</w:t>
-      </w:r>
-      <w:r>
-        <w:rPr>
-          <w:rFonts w:eastAsia="Arial" w:cs="Arial"/>
-        </w:rPr>
-        <w:t xml:space="preserve">esNet18-based classifier. </w:t>
+        <w:t xml:space="preserve">Built a face-recognition pipeline using an MTCNN detector and ResNet18-based classifier. </w:t>
       </w:r>
       <w:hyperlink r:id="rId12">
         <w:r>
@@ -846,16 +783,7 @@
           <w:color w:val="137C8B"/>
           <w:sz w:val="19"/>
         </w:rPr>
-        <w:t>Master's D</w:t>
-      </w:r>
-      <w:r>
-        <w:rPr>
-          <w:rFonts w:eastAsia="Arial" w:cs="Arial"/>
-          <w:i/>
-          <w:color w:val="137C8B"/>
-          <w:sz w:val="19"/>
-        </w:rPr>
-        <w:t>egree, Mathematics and Computer Science</w:t>
+        <w:t>Master's Degree, Mathematics and Computer Science</w:t>
       </w:r>
     </w:p>
     <w:p>
